--- a/daily-reports/2026-09-05/report.docx
+++ b/daily-reports/2026-09-05/report.docx
@@ -28,28 +28,28 @@
         <w:pStyle w:val="Heading2"/>
       </w:pPr>
       <w:r>
-        <w:t>1. lnkiai/m3e-canvas  ⭐ 1,969</w:t>
+        <w:t>1. lnkiai/m3e-canvas  ⭐ 1,998</w:t>
       </w:r>
     </w:p>
     <w:p>
       <w:r>
-        <w:t>语言：TypeScript ｜ Stars：1,969 ｜ Forks：135</w:t>
+        <w:t>语言：TypeScript ｜ Stars：1,998 ｜ Forks：136</w:t>
         <w:br/>
       </w:r>
       <w:r>
-        <w:t>这是什么：m3e-canvas 是一个在浏览器里画界面草图的工具，画完可以直接变成 AI 编程的提示词，帮你快速生成代码。</w:t>
+        <w:t>这是什么：这是一个在浏览器里画界面草图的工具，画完还能自动生成编程提示词，帮你把想法变成代码。</w:t>
         <w:br/>
       </w:r>
       <w:r>
-        <w:t>能用来做什么：设计师或开发者可以先用它画出 Material 3 风格的界面草图，然后一键生成提示词，让 AI 帮你写出对应的代码。</w:t>
+        <w:t>能用来做什么：设计师或开发者可以快速画出手机或网页的界面草图，然后直接得到用于AI编程的提示词，省去手动写代码的麻烦。</w:t>
         <w:br/>
       </w:r>
       <w:r>
-        <w:t>适用领域：界面设计、前端开发、原型制作</w:t>
+        <w:t>适用领域：界面设计、原型制作、AI辅助编程</w:t>
         <w:br/>
       </w:r>
       <w:r>
-        <w:t>对新手有什么帮助：适合想学前端但不会写代码的新手，通过画图就能让 AI 帮你生成页面，直观感受设计到代码的转换。</w:t>
+        <w:t>对新手有什么帮助：对新手来说，可以直观地看到草图如何变成代码，理解界面设计到实现的过程，适合学习前端开发入门。</w:t>
         <w:br/>
       </w:r>
       <w:r>
@@ -61,28 +61,28 @@
         <w:pStyle w:val="Heading2"/>
       </w:pPr>
       <w:r>
-        <w:t>2. anthropics/commerce-agents  ⭐ 1,929</w:t>
+        <w:t>2. anthropics/commerce-agents  ⭐ 1,931</w:t>
       </w:r>
     </w:p>
     <w:p>
       <w:r>
-        <w:t>语言：Python ｜ Stars：1,929 ｜ Forks：320</w:t>
+        <w:t>语言：Python ｜ Stars：1,931 ｜ Forks：320</w:t>
         <w:br/>
       </w:r>
       <w:r>
-        <w:t>这是什么：commerce-agents 是一个参考项目，展示了如何用 Claude 构建购物和商家智能体，包含零售、电商、电信和娱乐等领域的示例。</w:t>
+        <w:t>这是什么：这是一个参考项目，展示了如何用Claude构建购物和商家智能助手，包含零售、电商、电信和娱乐等行业的例子。</w:t>
         <w:br/>
       </w:r>
       <w:r>
-        <w:t>能用来做什么：开发者可以参照这些示例，构建自己的智能购物助手或商家服务机器人，比如自动推荐商品、处理订单等。</w:t>
+        <w:t>能用来做什么：开发者可以借鉴其中的代码和思路，快速搭建自己的智能客服或购物推荐机器人。</w:t>
         <w:br/>
       </w:r>
       <w:r>
-        <w:t>适用领域：电商、零售、电信、娱乐</w:t>
+        <w:t>适用领域：电子商务、零售业、客户服务、人工智能应用</w:t>
         <w:br/>
       </w:r>
       <w:r>
-        <w:t>对新手有什么帮助：对新手来说，可以学习如何用 AI 构建商业应用，了解智能体的基本结构和交互方式。</w:t>
+        <w:t>对新手有什么帮助：新手可以通过这个项目了解AI助手的实际应用，学习如何用Claude API构建商业场景的智能对话系统。</w:t>
         <w:br/>
       </w:r>
       <w:r>
@@ -103,19 +103,19 @@
         <w:br/>
       </w:r>
       <w:r>
-        <w:t>这是什么：cn 是一个用于合并 Tailwind CSS 类名并解决冲突的新引擎，比现有的工具快 30 倍，而且 API 完全兼容。</w:t>
+        <w:t>这是什么：这是一个用于处理Tailwind CSS类名合并和冲突的工具，比现有的tailwind-merge和clsx更快，速度提升30倍。</w:t>
         <w:br/>
       </w:r>
       <w:r>
-        <w:t>能用来做什么：前端开发者可以用它来替代 tailwind-merge 和 clsx，更高效地管理样式类名，避免样式冲突。</w:t>
+        <w:t>能用来做什么：前端开发者在写样式时，可以用它来智能合并类名，避免样式冲突，让代码更简洁。</w:t>
         <w:br/>
       </w:r>
       <w:r>
-        <w:t>适用领域：前端开发、CSS 样式管理</w:t>
+        <w:t>适用领域：前端开发、CSS样式管理、Tailwind CSS</w:t>
         <w:br/>
       </w:r>
       <w:r>
-        <w:t>对新手有什么帮助：虽然需要一定前端基础，但了解这个工具能帮你写出更高效的代码，适合想进阶的前端学习者。</w:t>
+        <w:t>对新手有什么帮助：对于学习Tailwind CSS的新手，这个工具能帮你理解类名冲突问题，并提供一个高效解决方案，提升开发效率。</w:t>
         <w:br/>
       </w:r>
       <w:r>
@@ -127,28 +127,28 @@
         <w:pStyle w:val="Heading2"/>
       </w:pPr>
       <w:r>
-        <w:t>4. GangTailorUpgrade/undress-service  ⭐ 1,054</w:t>
+        <w:t>4. GangTailorUpgrade/undress-service  ⭐ 1,055</w:t>
       </w:r>
     </w:p>
     <w:p>
       <w:r>
-        <w:t>语言：Python ｜ Stars：1,054 ｜ Forks：1</w:t>
+        <w:t>语言：Python ｜ Stars：1,055 ｜ Forks：1</w:t>
         <w:br/>
       </w:r>
       <w:r>
-        <w:t>这是什么：undress-service 是一个 AI 换装服务，可以根据描述或图片给人物换上不同的衣服。</w:t>
+        <w:t>这是什么：这个项目描述为“Dress AI Sponsor”，从名称和描述看可能涉及图像处理，但具体功能不明确，且可能涉及不当内容。</w:t>
         <w:br/>
       </w:r>
       <w:r>
-        <w:t>能用来做什么：你可以上传一张人物照片，然后输入想要的服装风格，AI 就会生成换装后的图片，用于娱乐或虚拟试衣。</w:t>
+        <w:t>能用来做什么：由于描述模糊且可能涉及敏感内容，不建议使用或传播。</w:t>
         <w:br/>
       </w:r>
       <w:r>
-        <w:t>适用领域：图像处理、虚拟试衣、娱乐</w:t>
+        <w:t>适用领域：不适用</w:t>
         <w:br/>
       </w:r>
       <w:r>
-        <w:t>对新手有什么帮助：适合对 AI 图像生成感兴趣的新手，体验 AI 的创意能力，但请注意遵守道德和法律规范。</w:t>
+        <w:t>对新手有什么帮助：不推荐新手接触此项目，以免涉及不良信息或法律风险。</w:t>
         <w:br/>
       </w:r>
       <w:r>
@@ -160,28 +160,28 @@
         <w:pStyle w:val="Heading2"/>
       </w:pPr>
       <w:r>
-        <w:t>5. 2akouwu/reverify  ⭐ 880</w:t>
+        <w:t>5. 2akouwu/reverify  ⭐ 884</w:t>
       </w:r>
     </w:p>
     <w:p>
       <w:r>
-        <w:t>语言：Python ｜ Stars：880 ｜ Forks：190</w:t>
+        <w:t>语言：Python ｜ Stars：884 ｜ Forks：190</w:t>
         <w:br/>
       </w:r>
       <w:r>
-        <w:t>这是什么：reverify 是一个防止 AI 幻觉的工具，专门用于 AI 读取二进制文件时，确保 AI 的每个结论都经过验证，而不是凭空捏造。</w:t>
+        <w:t>这是什么：这是一个防止AI幻觉的工具，专门用于处理二进制文件。AI模型提出分析结果，但工具会用确定性方法验证，确保每个结论都有真实字节依据，并能在上下文重置后保留事实。</w:t>
         <w:br/>
       </w:r>
       <w:r>
-        <w:t>能用来做什么：开发者可以让 AI 分析二进制文件（如可执行程序），reverify 会检查 AI 的每个断言，确保它们与真实字节一致，并提供证据。</w:t>
+        <w:t>能用来做什么：安全分析师或逆向工程师可以用它来验证AI对二进制文件的分析，避免AI胡编乱造，确保结论可靠。</w:t>
         <w:br/>
       </w:r>
       <w:r>
-        <w:t>适用领域：软件安全、逆向工程、AI 可靠性</w:t>
+        <w:t>适用领域：网络安全、逆向工程、AI可靠性、二进制分析</w:t>
         <w:br/>
       </w:r>
       <w:r>
-        <w:t>对新手有什么帮助：对新手来说，可以了解 AI 幻觉问题以及如何通过工具提高 AI 的可信度，适合对 AI 安全感兴趣的学习者。</w:t>
+        <w:t>对新手有什么帮助：新手可以学习如何用工具约束AI，理解AI幻觉问题，并了解在专业领域如何确保AI输出的准确性。</w:t>
         <w:br/>
       </w:r>
       <w:r>
@@ -212,7 +212,7 @@
         <w:t>Can AI design circuit boards yet?</w:t>
       </w:r>
       <w:r>
-        <w:t>（👍 151）</w:t>
+        <w:t>（👍 157）</w:t>
       </w:r>
       <w:r>
         <w:br/>
@@ -220,7 +220,7 @@
       </w:r>
       <w:r>
         <w:br/>
-        <w:t>摘要：本文探讨了AI在电路板设计领域的应用现状，分析了其能力与局限性，值得关注因为它揭示了AI在硬件设计中的潜力与挑战。</w:t>
+        <w:t>摘要：这篇文章探讨了AI在电路板设计领域的当前能力，分析了其应用现状与局限性，对硬件设计者具有参考价值。</w:t>
       </w:r>
     </w:p>
     <w:p>
@@ -239,7 +239,7 @@
       </w:r>
       <w:r>
         <w:br/>
-        <w:t>摘要：TERMy是一款不依赖LLM的快速终端助手，通过非AI方法实现高效辅助，其创新思路和性能表现值得开发者关注。</w:t>
+        <w:t>摘要：TERMy是一款不依赖大语言模型的快速终端助手，通过传统方法实现高效辅助，为终端用户提供了轻量级新选择。</w:t>
       </w:r>
     </w:p>
     <w:p>
@@ -263,7 +263,7 @@
       </w:r>
       <w:r>
         <w:br/>
-        <w:t>摘要：趋境科技与摩尔线程合作推出国产异构AI Token方案，宣称性价比超越国际先进算力，这一合作可能推动国产AI算力生态发展。</w:t>
+        <w:t>摘要：趋境科技与摩尔线程合作推出国产异构AI Token方案，宣称性价比超越国际先进算力，标志着国产AI算力生态的重要进展。</w:t>
       </w:r>
     </w:p>
     <w:p>
@@ -287,7 +287,7 @@
       </w:r>
       <w:r>
         <w:br/>
-        <w:t>摘要：全球首个原生智能体机器人“银河星仔”开启预订，24小时内预订量超200台，标志着智能体机器人商业化迈出重要一步。</w:t>
+        <w:t>摘要：全球首个原生智能体机器人“银河星仔”开启预订，24小时内订单超200台，展示了智能体机器人的市场潜力和技术突破。</w:t>
       </w:r>
     </w:p>
     <w:sectPr>
